--- a/plugins/blogger-ads-skill/skills/blogger-ads-skill/assets/templates/contract.docx
+++ b/plugins/blogger-ads-skill/skills/blogger-ads-skill/assets/templates/contract.docx
@@ -164,7 +164,7 @@
           <w:sz w:val="22"/>
           <w:szCs w:val="22"/>
         </w:rPr>
-        <w:t xml:space="preserve">1.1. Исполнитель обязуется по заданию Заказчика оказать услуги по размещению рекламных материалов Заказчика (далее — «Реклама») в Telegram-канале «{{CHANNEL_NAME}}» ({{CHANNEL_URL}}, далее — «Канал»), а Заказчик обязуется принять и оплатить оказанные услуги.</w:t>
+        <w:t xml:space="preserve">1.1. Исполнитель обязуется по заданию Заказчика оказать услуги по размещению рекламных материалов Заказчика (далее — «Реклама») на рекламной площадке «{{CHANNEL_NAME}}» ({{CHANNEL_URL}}, далее — «Канал»), а Заказчик обязуется принять и оплатить оказанные услуги.</w:t>
       </w:r>
       <w:r>
         <w:rPr>
@@ -506,7 +506,7 @@
           <w:sz w:val="22"/>
           <w:szCs w:val="22"/>
         </w:rPr>
-        <w:t>Telegram</w:t>
+        <w:t>размещения</w:t>
       </w:r>
       <w:r>
         <w:rPr>

--- a/plugins/blogger-ads-skill/skills/blogger-ads-skill/assets/templates/contract.docx
+++ b/plugins/blogger-ads-skill/skills/blogger-ads-skill/assets/templates/contract.docx
@@ -301,7 +301,7 @@
           <w:sz w:val="22"/>
           <w:szCs w:val="22"/>
         </w:rPr>
-        <w:t xml:space="preserve">2.2. Текст согласовывается до его маркировки. Сторона, регистрирующая креатив в ОРД, не вправе изменять согласованный текст и ссылки без повторного согласования другой Стороной.</w:t>
+        <w:t xml:space="preserve">2.2. Текст, ссылки и медиа согласовываются до регистрации креатива в ОРД. Идентификатор рекламы (erid) фиксируется отдельно от текста. Его добавление в согласованное место, в том числе в параметр ссылки, не требует повторного согласования, если текст и медиа не изменяются, а в ссылках меняется только параметр erid. Иные изменения требуют повторного согласования Сторон. До публикации ответственная за маркировку Сторона передаёт идентификатор и подтверждение его выдачи через согласованный канал обмена документами. Если Приложение № 2 уже подписано, эти сведения передаются отдельным уведомлением со ссылкой на приложение и версию материала.</w:t>
       </w:r>
     </w:p>
     <w:p>

--- a/plugins/blogger-ads-skill/skills/blogger-ads-skill/assets/templates/contract.docx
+++ b/plugins/blogger-ads-skill/skills/blogger-ads-skill/assets/templates/contract.docx
@@ -301,7 +301,7 @@
           <w:sz w:val="22"/>
           <w:szCs w:val="22"/>
         </w:rPr>
-        <w:t xml:space="preserve">2.2. Текст, ссылки и медиа согласовываются до регистрации креатива в ОРД. Идентификатор рекламы (erid) фиксируется отдельно от текста. Его добавление в согласованное место, в том числе в параметр ссылки, не требует повторного согласования, если текст и медиа не изменяются, а в ссылках меняется только параметр erid. Иные изменения требуют повторного согласования Сторон. До публикации ответственная за маркировку Сторона передаёт идентификатор и подтверждение его выдачи через согласованный канал обмена документами. Если Приложение № 2 уже подписано, эти сведения передаются отдельным уведомлением со ссылкой на приложение и версию материала.</w:t>
+        <w:t xml:space="preserve">2.2. Стороны согласовывают текст, ссылки и медиа до регистрации рекламы в ОРД. Добавление или замена erid согласованным способом не требует повторного согласования; остальные изменения материала требуют согласия обеих Сторон. Ответственная за маркировку Сторона до публикации передаёт другой Стороне erid и подтверждение его выдачи по согласованному каналу связи. Если Приложение № 2 подписано, erid передаётся отдельным уведомлением с указанием приложения и согласованного материала.</w:t>
       </w:r>
     </w:p>
     <w:p>
